--- a/EXPORTS/DOCX/published/niveau2/English/Science.docx
+++ b/EXPORTS/DOCX/published/niveau2/English/Science.docx
@@ -259,14 +259,7 @@
           <w:color w:val="000000"/>
           <w:sz w:val="24"/>
         </w:rPr>
-        <w:hyperlink r:id="rId9" w:history="1">
-          <w:r>
-            <w:rPr>
-              <w:rStyle w:val="Hyperlink"/>
-            </w:rPr>
-            <w:t>orced la</w:t>
-          </w:r>
-        </w:hyperlink>
+        <w:t>orced la</w:t>
       </w:r>
       <w:r>
         <w:rPr>
@@ -946,6 +939,7 @@
       </w:r>
       <w:r>
         <w:rPr>
+          <w:u w:val="single" w:color="0000ff"/>
           <w:rFonts w:ascii="Charis SIL Regular" w:hAnsi="Charis SIL Regular" w:eastAsia="Charis SIL Regular"/>
           <w:b w:val="0"/>
           <w:i w:val="0"/>
@@ -963,14 +957,7 @@
           <w:sz w:val="24"/>
           <w:u w:val="single"/>
         </w:rPr>
-        <w:hyperlink r:id="rId12" w:history="1">
-          <w:r>
-            <w:rPr>
-              <w:rStyle w:val="Hyperlink"/>
-            </w:rPr>
-            <w:t>Bataviaas</w:t>
-          </w:r>
-        </w:hyperlink>
+        <w:t>Bataviaasch Genootschap der K</w:t>
       </w:r>
       <w:r>
         <w:rPr>
@@ -981,12 +968,12 @@
           <w:sz w:val="24"/>
           <w:u w:val="single"/>
         </w:rPr>
-        <w:hyperlink r:id="rId12" w:history="1">
+        <w:hyperlink r:id="rId11" w:history="1">
           <w:r>
             <w:rPr>
               <w:rStyle w:val="Hyperlink"/>
             </w:rPr>
-            <w:t>c</w:t>
+            <w:t>unste</w:t>
           </w:r>
         </w:hyperlink>
       </w:r>
@@ -999,12 +986,12 @@
           <w:sz w:val="24"/>
           <w:u w:val="single"/>
         </w:rPr>
-        <w:hyperlink r:id="rId12" w:history="1">
+        <w:hyperlink r:id="rId11" w:history="1">
           <w:r>
             <w:rPr>
               <w:rStyle w:val="Hyperlink"/>
             </w:rPr>
-            <w:t>h</w:t>
+            <w:t>n</w:t>
           </w:r>
         </w:hyperlink>
       </w:r>
@@ -1033,137 +1020,7 @@
             <w:rPr>
               <w:rStyle w:val="Hyperlink"/>
             </w:rPr>
-            <w:t>Genoo</w:t>
-          </w:r>
-        </w:hyperlink>
-      </w:r>
-      <w:r>
-        <w:rPr>
-          <w:rFonts w:ascii="Charis SIL Regular" w:hAnsi="Charis SIL Regular" w:eastAsia="Charis SIL Regular"/>
-          <w:b w:val="0"/>
-          <w:i w:val="0"/>
-          <w:color w:val="0000FF"/>
-          <w:sz w:val="24"/>
-          <w:u w:val="single"/>
-        </w:rPr>
-        <w:hyperlink r:id="rId12" w:history="1">
-          <w:r>
-            <w:rPr>
-              <w:rStyle w:val="Hyperlink"/>
-            </w:rPr>
-            <w:t>t</w:t>
-          </w:r>
-        </w:hyperlink>
-      </w:r>
-      <w:r>
-        <w:rPr>
-          <w:rFonts w:ascii="Charis SIL Regular" w:hAnsi="Charis SIL Regular" w:eastAsia="Charis SIL Regular"/>
-          <w:b w:val="0"/>
-          <w:i w:val="0"/>
-          <w:color w:val="0000FF"/>
-          <w:sz w:val="24"/>
-          <w:u w:val="single"/>
-        </w:rPr>
-        <w:hyperlink r:id="rId12" w:history="1">
-          <w:r>
-            <w:rPr>
-              <w:rStyle w:val="Hyperlink"/>
-            </w:rPr>
-            <w:t>scha</w:t>
-          </w:r>
-        </w:hyperlink>
-      </w:r>
-      <w:r>
-        <w:rPr>
-          <w:rFonts w:ascii="Charis SIL Regular" w:hAnsi="Charis SIL Regular" w:eastAsia="Charis SIL Regular"/>
-          <w:b w:val="0"/>
-          <w:i w:val="0"/>
-          <w:color w:val="0000FF"/>
-          <w:sz w:val="24"/>
-          <w:u w:val="single"/>
-        </w:rPr>
-        <w:hyperlink r:id="rId12" w:history="1">
-          <w:r>
-            <w:rPr>
-              <w:rStyle w:val="Hyperlink"/>
-            </w:rPr>
-            <w:t>p</w:t>
-          </w:r>
-        </w:hyperlink>
-      </w:r>
-      <w:r>
-        <w:rPr>
-          <w:rFonts w:ascii="Charis SIL Regular" w:hAnsi="Charis SIL Regular" w:eastAsia="Charis SIL Regular"/>
-          <w:b w:val="0"/>
-          <w:i w:val="0"/>
-          <w:color w:val="0000FF"/>
-          <w:sz w:val="24"/>
-          <w:u w:val="single"/>
-        </w:rPr>
-        <w:t xml:space="preserve"> </w:t>
-      </w:r>
-      <w:r>
-        <w:rPr>
-          <w:rFonts w:ascii="Charis SIL Regular" w:hAnsi="Charis SIL Regular" w:eastAsia="Charis SIL Regular"/>
-          <w:b w:val="0"/>
-          <w:i w:val="0"/>
-          <w:color w:val="0000FF"/>
-          <w:sz w:val="24"/>
-          <w:u w:val="single"/>
-        </w:rPr>
-        <w:hyperlink r:id="rId12" w:history="1">
-          <w:r>
-            <w:rPr>
-              <w:rStyle w:val="Hyperlink"/>
-            </w:rPr>
-            <w:t>der</w:t>
-          </w:r>
-        </w:hyperlink>
-      </w:r>
-      <w:r>
-        <w:rPr>
-          <w:rFonts w:ascii="Charis SIL Regular" w:hAnsi="Charis SIL Regular" w:eastAsia="Charis SIL Regular"/>
-          <w:b w:val="0"/>
-          <w:i w:val="0"/>
-          <w:color w:val="0000FF"/>
-          <w:sz w:val="24"/>
-          <w:u w:val="single"/>
-        </w:rPr>
-        <w:t xml:space="preserve"> </w:t>
-      </w:r>
-      <w:r>
-        <w:rPr>
-          <w:rFonts w:ascii="Charis SIL Regular" w:hAnsi="Charis SIL Regular" w:eastAsia="Charis SIL Regular"/>
-          <w:b w:val="0"/>
-          <w:i w:val="0"/>
-          <w:color w:val="0000FF"/>
-          <w:sz w:val="24"/>
-          <w:u w:val="single"/>
-        </w:rPr>
-        <w:hyperlink r:id="rId12" w:history="1">
-          <w:r>
-            <w:rPr>
-              <w:rStyle w:val="Hyperlink"/>
-            </w:rPr>
-            <w:t>K</w:t>
-          </w:r>
-        </w:hyperlink>
-      </w:r>
-      <w:r>
-        <w:rPr>
-          <w:rFonts w:ascii="Charis SIL Regular" w:hAnsi="Charis SIL Regular" w:eastAsia="Charis SIL Regular"/>
-          <w:b w:val="0"/>
-          <w:i w:val="0"/>
-          <w:color w:val="0000FF"/>
-          <w:sz w:val="24"/>
-          <w:u w:val="single"/>
-        </w:rPr>
-        <w:hyperlink r:id="rId12" w:history="1">
-          <w:r>
-            <w:rPr>
-              <w:rStyle w:val="Hyperlink"/>
-            </w:rPr>
-            <w:t>unste</w:t>
+            <w:t>e</w:t>
           </w:r>
         </w:hyperlink>
       </w:r>
@@ -1205,54 +1062,7 @@
           <w:sz w:val="24"/>
           <w:u w:val="single"/>
         </w:rPr>
-        <w:hyperlink r:id="rId11" w:history="1">
-          <w:r>
-            <w:rPr>
-              <w:rStyle w:val="Hyperlink"/>
-            </w:rPr>
-            <w:t>e</w:t>
-          </w:r>
-        </w:hyperlink>
-      </w:r>
-      <w:r>
-        <w:rPr>
-          <w:rFonts w:ascii="Charis SIL Regular" w:hAnsi="Charis SIL Regular" w:eastAsia="Charis SIL Regular"/>
-          <w:b w:val="0"/>
-          <w:i w:val="0"/>
-          <w:color w:val="0000FF"/>
-          <w:sz w:val="24"/>
-          <w:u w:val="single"/>
-        </w:rPr>
-        <w:hyperlink r:id="rId11" w:history="1">
-          <w:r>
-            <w:rPr>
-              <w:rStyle w:val="Hyperlink"/>
-            </w:rPr>
-            <w:t>n</w:t>
-          </w:r>
-        </w:hyperlink>
-      </w:r>
-      <w:r>
-        <w:rPr>
-          <w:rFonts w:ascii="Charis SIL Regular" w:hAnsi="Charis SIL Regular" w:eastAsia="Charis SIL Regular"/>
-          <w:b w:val="0"/>
-          <w:i w:val="0"/>
-          <w:color w:val="0000FF"/>
-          <w:sz w:val="24"/>
-          <w:u w:val="single"/>
-        </w:rPr>
-        <w:t xml:space="preserve"> </w:t>
-      </w:r>
-      <w:r>
-        <w:rPr>
-          <w:rFonts w:ascii="Charis SIL Regular" w:hAnsi="Charis SIL Regular" w:eastAsia="Charis SIL Regular"/>
-          <w:b w:val="0"/>
-          <w:i w:val="0"/>
-          <w:color w:val="0000FF"/>
-          <w:sz w:val="24"/>
-          <w:u w:val="single"/>
-        </w:rPr>
-        <w:hyperlink r:id="rId11" w:history="1">
+        <w:hyperlink r:id="rId12" w:history="1">
           <w:r>
             <w:rPr>
               <w:rStyle w:val="Hyperlink"/>
@@ -1431,7 +1241,6 @@
       </w:r>
       <w:r>
         <w:rPr>
-          <w:u w:val="single" w:color="0000ff"/>
           <w:rFonts w:ascii="Charis SIL Regular" w:hAnsi="Charis SIL Regular" w:eastAsia="Charis SIL Regular"/>
           <w:b w:val="0"/>
           <w:i w:val="0"/>
@@ -2328,7 +2137,7 @@
           <w:sz w:val="24"/>
           <w:u w:val="single"/>
         </w:rPr>
-        <w:hyperlink r:id="rId16" w:history="1">
+        <w:hyperlink r:id="rId12" w:history="1">
           <w:r>
             <w:rPr>
               <w:rStyle w:val="Hyperlink"/>
@@ -3062,7 +2871,7 @@
           <w:sz w:val="24"/>
           <w:u w:val="single"/>
         </w:rPr>
-        <w:t>Royal Zeeland Scientific Soc</w:t>
+        <w:t>Royal Zeeland Scientific So</w:t>
       </w:r>
       <w:r>
         <w:rPr>
@@ -3073,7 +2882,7 @@
           <w:sz w:val="24"/>
           <w:u w:val="single"/>
         </w:rPr>
-        <w:t>iet</w:t>
+        <w:t>c</w:t>
       </w:r>
       <w:r>
         <w:rPr>
@@ -3082,8 +2891,9 @@
           <w:i w:val="0"/>
           <w:color w:val="0000FF"/>
           <w:sz w:val="24"/>
-        </w:rPr>
-        <w:t>y</w:t>
+          <w:u w:val="single"/>
+        </w:rPr>
+        <w:t>iety</w:t>
       </w:r>
       <w:r>
         <w:br/>
@@ -3470,9 +3280,36 @@
             <w:rPr>
               <w:rStyle w:val="Hyperlink"/>
             </w:rPr>
-            <w:t>portalfiles</w:t>
+            <w:t>portalfile</w:t>
           </w:r>
         </w:hyperlink>
+      </w:r>
+      <w:r>
+        <w:rPr>
+          <w:rFonts w:ascii="Charis SIL Regular" w:hAnsi="Charis SIL Regular" w:eastAsia="Charis SIL Regular"/>
+          <w:b w:val="0"/>
+          <w:i w:val="0"/>
+          <w:color w:val="0000FF"/>
+          <w:sz w:val="24"/>
+        </w:rPr>
+        <w:hyperlink r:id="rId17" w:history="1">
+          <w:r>
+            <w:rPr>
+              <w:rStyle w:val="Hyperlink"/>
+            </w:rPr>
+            <w:t>s</w:t>
+          </w:r>
+        </w:hyperlink>
+      </w:r>
+      <w:r>
+        <w:rPr>
+          <w:rFonts w:ascii="Charis SIL Regular" w:hAnsi="Charis SIL Regular" w:eastAsia="Charis SIL Regular"/>
+          <w:b w:val="0"/>
+          <w:i w:val="0"/>
+          <w:color w:val="0000FF"/>
+          <w:sz w:val="24"/>
+        </w:rPr>
+        <w:t>/</w:t>
       </w:r>
       <w:r>
         <w:rPr>
@@ -3483,35 +3320,14 @@
           <w:sz w:val="24"/>
           <w:u w:val="single"/>
         </w:rPr>
-        <w:t>/</w:t>
-      </w:r>
-      <w:r>
-        <w:rPr>
-          <w:rFonts w:ascii="Charis SIL Regular" w:hAnsi="Charis SIL Regular" w:eastAsia="Charis SIL Regular"/>
-          <w:b w:val="0"/>
-          <w:i w:val="0"/>
-          <w:color w:val="0000FF"/>
-          <w:sz w:val="24"/>
-          <w:u w:val="single"/>
-        </w:rPr>
         <w:hyperlink r:id="rId17" w:history="1">
           <w:r>
             <w:rPr>
               <w:rStyle w:val="Hyperlink"/>
             </w:rPr>
-            <w:t>portal/1414020</w:t>
+            <w:t xml:space="preserve">portal/1414020/ </w:t>
           </w:r>
         </w:hyperlink>
-      </w:r>
-      <w:r>
-        <w:rPr>
-          <w:rFonts w:ascii="Charis SIL Regular" w:hAnsi="Charis SIL Regular" w:eastAsia="Charis SIL Regular"/>
-          <w:b w:val="0"/>
-          <w:i w:val="0"/>
-          <w:color w:val="0000FF"/>
-          <w:sz w:val="24"/>
-        </w:rPr>
-        <w:t xml:space="preserve">/ </w:t>
       </w:r>
       <w:r>
         <w:br/>
@@ -3590,7 +3406,6 @@
       </w:r>
       <w:r>
         <w:rPr>
-          <w:u w:val="single" w:color="0000ff"/>
           <w:rFonts w:ascii="Charis SIL Regular" w:hAnsi="Charis SIL Regular" w:eastAsia="Charis SIL Regular"/>
           <w:b w:val="0"/>
           <w:i w:val="0"/>
@@ -3666,14 +3481,20 @@
       </w:r>
       <w:r>
         <w:rPr>
-          <w:u w:val="single" w:color="0000ff"/>
           <w:rFonts w:ascii="Charis SIL Regular" w:hAnsi="Charis SIL Regular" w:eastAsia="Charis SIL Regular"/>
           <w:b w:val="0"/>
           <w:i w:val="0"/>
           <w:color w:val="000000"/>
           <w:sz w:val="24"/>
         </w:rPr>
-        <w:t xml:space="preserve">, </w:t>
+        <w:hyperlink r:id="rId17" w:history="1">
+          <w:r>
+            <w:rPr>
+              <w:rStyle w:val="Hyperlink"/>
+            </w:rPr>
+            <w:t xml:space="preserve">, </w:t>
+          </w:r>
+        </w:hyperlink>
       </w:r>
       <w:r>
         <w:rPr>

--- a/EXPORTS/DOCX/published/niveau2/English/Science.docx
+++ b/EXPORTS/DOCX/published/niveau2/English/Science.docx
@@ -259,7 +259,14 @@
           <w:color w:val="000000"/>
           <w:sz w:val="24"/>
         </w:rPr>
-        <w:t>orced la</w:t>
+        <w:hyperlink r:id="rId9" w:history="1">
+          <w:r>
+            <w:rPr>
+              <w:rStyle w:val="Hyperlink"/>
+            </w:rPr>
+            <w:t>orced la</w:t>
+          </w:r>
+        </w:hyperlink>
       </w:r>
       <w:r>
         <w:rPr>
@@ -939,7 +946,6 @@
       </w:r>
       <w:r>
         <w:rPr>
-          <w:u w:val="single" w:color="0000ff"/>
           <w:rFonts w:ascii="Charis SIL Regular" w:hAnsi="Charis SIL Regular" w:eastAsia="Charis SIL Regular"/>
           <w:b w:val="0"/>
           <w:i w:val="0"/>
@@ -957,7 +963,14 @@
           <w:sz w:val="24"/>
           <w:u w:val="single"/>
         </w:rPr>
-        <w:t>Bataviaasch Genootschap der K</w:t>
+        <w:hyperlink r:id="rId12" w:history="1">
+          <w:r>
+            <w:rPr>
+              <w:rStyle w:val="Hyperlink"/>
+            </w:rPr>
+            <w:t>Bataviaas</w:t>
+          </w:r>
+        </w:hyperlink>
       </w:r>
       <w:r>
         <w:rPr>
@@ -968,7 +981,184 @@
           <w:sz w:val="24"/>
           <w:u w:val="single"/>
         </w:rPr>
-        <w:hyperlink r:id="rId11" w:history="1">
+        <w:hyperlink r:id="rId12" w:history="1">
+          <w:r>
+            <w:rPr>
+              <w:rStyle w:val="Hyperlink"/>
+            </w:rPr>
+            <w:t>c</w:t>
+          </w:r>
+        </w:hyperlink>
+      </w:r>
+      <w:r>
+        <w:rPr>
+          <w:rFonts w:ascii="Charis SIL Regular" w:hAnsi="Charis SIL Regular" w:eastAsia="Charis SIL Regular"/>
+          <w:b w:val="0"/>
+          <w:i w:val="0"/>
+          <w:color w:val="0000FF"/>
+          <w:sz w:val="24"/>
+          <w:u w:val="single"/>
+        </w:rPr>
+        <w:hyperlink r:id="rId12" w:history="1">
+          <w:r>
+            <w:rPr>
+              <w:rStyle w:val="Hyperlink"/>
+            </w:rPr>
+            <w:t>h</w:t>
+          </w:r>
+        </w:hyperlink>
+      </w:r>
+      <w:r>
+        <w:rPr>
+          <w:rFonts w:ascii="Charis SIL Regular" w:hAnsi="Charis SIL Regular" w:eastAsia="Charis SIL Regular"/>
+          <w:b w:val="0"/>
+          <w:i w:val="0"/>
+          <w:color w:val="0000FF"/>
+          <w:sz w:val="24"/>
+          <w:u w:val="single"/>
+        </w:rPr>
+        <w:t xml:space="preserve"> </w:t>
+      </w:r>
+      <w:r>
+        <w:rPr>
+          <w:rFonts w:ascii="Charis SIL Regular" w:hAnsi="Charis SIL Regular" w:eastAsia="Charis SIL Regular"/>
+          <w:b w:val="0"/>
+          <w:i w:val="0"/>
+          <w:color w:val="0000FF"/>
+          <w:sz w:val="24"/>
+          <w:u w:val="single"/>
+        </w:rPr>
+        <w:hyperlink r:id="rId12" w:history="1">
+          <w:r>
+            <w:rPr>
+              <w:rStyle w:val="Hyperlink"/>
+            </w:rPr>
+            <w:t>Genoo</w:t>
+          </w:r>
+        </w:hyperlink>
+      </w:r>
+      <w:r>
+        <w:rPr>
+          <w:rFonts w:ascii="Charis SIL Regular" w:hAnsi="Charis SIL Regular" w:eastAsia="Charis SIL Regular"/>
+          <w:b w:val="0"/>
+          <w:i w:val="0"/>
+          <w:color w:val="0000FF"/>
+          <w:sz w:val="24"/>
+          <w:u w:val="single"/>
+        </w:rPr>
+        <w:hyperlink r:id="rId12" w:history="1">
+          <w:r>
+            <w:rPr>
+              <w:rStyle w:val="Hyperlink"/>
+            </w:rPr>
+            <w:t>t</w:t>
+          </w:r>
+        </w:hyperlink>
+      </w:r>
+      <w:r>
+        <w:rPr>
+          <w:rFonts w:ascii="Charis SIL Regular" w:hAnsi="Charis SIL Regular" w:eastAsia="Charis SIL Regular"/>
+          <w:b w:val="0"/>
+          <w:i w:val="0"/>
+          <w:color w:val="0000FF"/>
+          <w:sz w:val="24"/>
+          <w:u w:val="single"/>
+        </w:rPr>
+        <w:hyperlink r:id="rId12" w:history="1">
+          <w:r>
+            <w:rPr>
+              <w:rStyle w:val="Hyperlink"/>
+            </w:rPr>
+            <w:t>scha</w:t>
+          </w:r>
+        </w:hyperlink>
+      </w:r>
+      <w:r>
+        <w:rPr>
+          <w:rFonts w:ascii="Charis SIL Regular" w:hAnsi="Charis SIL Regular" w:eastAsia="Charis SIL Regular"/>
+          <w:b w:val="0"/>
+          <w:i w:val="0"/>
+          <w:color w:val="0000FF"/>
+          <w:sz w:val="24"/>
+          <w:u w:val="single"/>
+        </w:rPr>
+        <w:hyperlink r:id="rId12" w:history="1">
+          <w:r>
+            <w:rPr>
+              <w:rStyle w:val="Hyperlink"/>
+            </w:rPr>
+            <w:t>p</w:t>
+          </w:r>
+        </w:hyperlink>
+      </w:r>
+      <w:r>
+        <w:rPr>
+          <w:rFonts w:ascii="Charis SIL Regular" w:hAnsi="Charis SIL Regular" w:eastAsia="Charis SIL Regular"/>
+          <w:b w:val="0"/>
+          <w:i w:val="0"/>
+          <w:color w:val="0000FF"/>
+          <w:sz w:val="24"/>
+          <w:u w:val="single"/>
+        </w:rPr>
+        <w:t xml:space="preserve"> </w:t>
+      </w:r>
+      <w:r>
+        <w:rPr>
+          <w:rFonts w:ascii="Charis SIL Regular" w:hAnsi="Charis SIL Regular" w:eastAsia="Charis SIL Regular"/>
+          <w:b w:val="0"/>
+          <w:i w:val="0"/>
+          <w:color w:val="0000FF"/>
+          <w:sz w:val="24"/>
+          <w:u w:val="single"/>
+        </w:rPr>
+        <w:hyperlink r:id="rId12" w:history="1">
+          <w:r>
+            <w:rPr>
+              <w:rStyle w:val="Hyperlink"/>
+            </w:rPr>
+            <w:t>der</w:t>
+          </w:r>
+        </w:hyperlink>
+      </w:r>
+      <w:r>
+        <w:rPr>
+          <w:rFonts w:ascii="Charis SIL Regular" w:hAnsi="Charis SIL Regular" w:eastAsia="Charis SIL Regular"/>
+          <w:b w:val="0"/>
+          <w:i w:val="0"/>
+          <w:color w:val="0000FF"/>
+          <w:sz w:val="24"/>
+          <w:u w:val="single"/>
+        </w:rPr>
+        <w:t xml:space="preserve"> </w:t>
+      </w:r>
+      <w:r>
+        <w:rPr>
+          <w:rFonts w:ascii="Charis SIL Regular" w:hAnsi="Charis SIL Regular" w:eastAsia="Charis SIL Regular"/>
+          <w:b w:val="0"/>
+          <w:i w:val="0"/>
+          <w:color w:val="0000FF"/>
+          <w:sz w:val="24"/>
+          <w:u w:val="single"/>
+        </w:rPr>
+        <w:hyperlink r:id="rId12" w:history="1">
+          <w:r>
+            <w:rPr>
+              <w:rStyle w:val="Hyperlink"/>
+            </w:rPr>
+            <w:t>K</w:t>
+          </w:r>
+        </w:hyperlink>
+      </w:r>
+      <w:r>
+        <w:rPr>
+          <w:rFonts w:ascii="Charis SIL Regular" w:hAnsi="Charis SIL Regular" w:eastAsia="Charis SIL Regular"/>
+          <w:b w:val="0"/>
+          <w:i w:val="0"/>
+          <w:color w:val="0000FF"/>
+          <w:sz w:val="24"/>
+          <w:u w:val="single"/>
+        </w:rPr>
+        <w:hyperlink r:id="rId12" w:history="1">
           <w:r>
             <w:rPr>
               <w:rStyle w:val="Hyperlink"/>
@@ -986,7 +1176,7 @@
           <w:sz w:val="24"/>
           <w:u w:val="single"/>
         </w:rPr>
-        <w:hyperlink r:id="rId11" w:history="1">
+        <w:hyperlink r:id="rId12" w:history="1">
           <w:r>
             <w:rPr>
               <w:rStyle w:val="Hyperlink"/>
@@ -1062,7 +1252,7 @@
           <w:sz w:val="24"/>
           <w:u w:val="single"/>
         </w:rPr>
-        <w:hyperlink r:id="rId12" w:history="1">
+        <w:hyperlink r:id="rId11" w:history="1">
           <w:r>
             <w:rPr>
               <w:rStyle w:val="Hyperlink"/>
@@ -1241,6 +1431,7 @@
       </w:r>
       <w:r>
         <w:rPr>
+          <w:u w:val="single" w:color="0000ff"/>
           <w:rFonts w:ascii="Charis SIL Regular" w:hAnsi="Charis SIL Regular" w:eastAsia="Charis SIL Regular"/>
           <w:b w:val="0"/>
           <w:i w:val="0"/>
@@ -2137,7 +2328,7 @@
           <w:sz w:val="24"/>
           <w:u w:val="single"/>
         </w:rPr>
-        <w:hyperlink r:id="rId12" w:history="1">
+        <w:hyperlink r:id="rId16" w:history="1">
           <w:r>
             <w:rPr>
               <w:rStyle w:val="Hyperlink"/>
@@ -2166,7 +2357,7 @@
           <w:sz w:val="24"/>
           <w:u w:val="single"/>
         </w:rPr>
-        <w:hyperlink r:id="rId12" w:history="1">
+        <w:hyperlink r:id="rId16" w:history="1">
           <w:r>
             <w:rPr>
               <w:rStyle w:val="Hyperlink"/>
@@ -2184,7 +2375,7 @@
           <w:sz w:val="24"/>
           <w:u w:val="single"/>
         </w:rPr>
-        <w:hyperlink r:id="rId12" w:history="1">
+        <w:hyperlink r:id="rId16" w:history="1">
           <w:r>
             <w:rPr>
               <w:rStyle w:val="Hyperlink"/>
@@ -2202,7 +2393,7 @@
           <w:sz w:val="24"/>
           <w:u w:val="single"/>
         </w:rPr>
-        <w:hyperlink r:id="rId12" w:history="1">
+        <w:hyperlink r:id="rId16" w:history="1">
           <w:r>
             <w:rPr>
               <w:rStyle w:val="Hyperlink"/>
@@ -2220,7 +2411,7 @@
           <w:sz w:val="24"/>
           <w:u w:val="single"/>
         </w:rPr>
-        <w:hyperlink r:id="rId12" w:history="1">
+        <w:hyperlink r:id="rId16" w:history="1">
           <w:r>
             <w:rPr>
               <w:rStyle w:val="Hyperlink"/>
@@ -2871,7 +3062,7 @@
           <w:sz w:val="24"/>
           <w:u w:val="single"/>
         </w:rPr>
-        <w:t>Royal Zeeland Scientific So</w:t>
+        <w:t>Royal Zeeland Scientific Soc</w:t>
       </w:r>
       <w:r>
         <w:rPr>
@@ -2882,7 +3073,7 @@
           <w:sz w:val="24"/>
           <w:u w:val="single"/>
         </w:rPr>
-        <w:t>c</w:t>
+        <w:t>iet</w:t>
       </w:r>
       <w:r>
         <w:rPr>
@@ -2891,9 +3082,8 @@
           <w:i w:val="0"/>
           <w:color w:val="0000FF"/>
           <w:sz w:val="24"/>
-          <w:u w:val="single"/>
-        </w:rPr>
-        <w:t>iety</w:t>
+        </w:rPr>
+        <w:t>y</w:t>
       </w:r>
       <w:r>
         <w:br/>
@@ -3280,7 +3470,7 @@
             <w:rPr>
               <w:rStyle w:val="Hyperlink"/>
             </w:rPr>
-            <w:t>portalfile</w:t>
+            <w:t>portalfiles</w:t>
           </w:r>
         </w:hyperlink>
       </w:r>
@@ -3291,13 +3481,25 @@
           <w:i w:val="0"/>
           <w:color w:val="0000FF"/>
           <w:sz w:val="24"/>
+          <w:u w:val="single"/>
+        </w:rPr>
+        <w:t>/</w:t>
+      </w:r>
+      <w:r>
+        <w:rPr>
+          <w:rFonts w:ascii="Charis SIL Regular" w:hAnsi="Charis SIL Regular" w:eastAsia="Charis SIL Regular"/>
+          <w:b w:val="0"/>
+          <w:i w:val="0"/>
+          <w:color w:val="0000FF"/>
+          <w:sz w:val="24"/>
+          <w:u w:val="single"/>
         </w:rPr>
         <w:hyperlink r:id="rId17" w:history="1">
           <w:r>
             <w:rPr>
               <w:rStyle w:val="Hyperlink"/>
             </w:rPr>
-            <w:t>s</w:t>
+            <w:t>portal/1414020</w:t>
           </w:r>
         </w:hyperlink>
       </w:r>
@@ -3309,25 +3511,7 @@
           <w:color w:val="0000FF"/>
           <w:sz w:val="24"/>
         </w:rPr>
-        <w:t>/</w:t>
-      </w:r>
-      <w:r>
-        <w:rPr>
-          <w:rFonts w:ascii="Charis SIL Regular" w:hAnsi="Charis SIL Regular" w:eastAsia="Charis SIL Regular"/>
-          <w:b w:val="0"/>
-          <w:i w:val="0"/>
-          <w:color w:val="0000FF"/>
-          <w:sz w:val="24"/>
-          <w:u w:val="single"/>
-        </w:rPr>
-        <w:hyperlink r:id="rId17" w:history="1">
-          <w:r>
-            <w:rPr>
-              <w:rStyle w:val="Hyperlink"/>
-            </w:rPr>
-            <w:t xml:space="preserve">portal/1414020/ </w:t>
-          </w:r>
-        </w:hyperlink>
+        <w:t xml:space="preserve">/ </w:t>
       </w:r>
       <w:r>
         <w:br/>
@@ -3487,14 +3671,7 @@
           <w:color w:val="000000"/>
           <w:sz w:val="24"/>
         </w:rPr>
-        <w:hyperlink r:id="rId17" w:history="1">
-          <w:r>
-            <w:rPr>
-              <w:rStyle w:val="Hyperlink"/>
-            </w:rPr>
-            <w:t xml:space="preserve">, </w:t>
-          </w:r>
-        </w:hyperlink>
+        <w:t xml:space="preserve">, </w:t>
       </w:r>
       <w:r>
         <w:rPr>

--- a/EXPORTS/DOCX/published/niveau2/English/Science.docx
+++ b/EXPORTS/DOCX/published/niveau2/English/Science.docx
@@ -248,25 +248,7 @@
           <w:color w:val="000000"/>
           <w:sz w:val="24"/>
         </w:rPr>
-        <w:t>the end of the nineteenth century, during which 50 f</w:t>
-      </w:r>
-      <w:r>
-        <w:rPr>
-          <w:u w:val="single" w:color="0000ff"/>
-          <w:rFonts w:ascii="Charis SIL Regular" w:hAnsi="Charis SIL Regular" w:eastAsia="Charis SIL Regular"/>
-          <w:b w:val="0"/>
-          <w:i w:val="0"/>
-          <w:color w:val="000000"/>
-          <w:sz w:val="24"/>
-        </w:rPr>
-        <w:hyperlink r:id="rId9" w:history="1">
-          <w:r>
-            <w:rPr>
-              <w:rStyle w:val="Hyperlink"/>
-            </w:rPr>
-            <w:t>orced la</w:t>
-          </w:r>
-        </w:hyperlink>
+        <w:t>the end of the nineteenth century, during which 50 forced la</w:t>
       </w:r>
       <w:r>
         <w:rPr>
@@ -946,6 +928,7 @@
       </w:r>
       <w:r>
         <w:rPr>
+          <w:u w:val="single" w:color="0000ff"/>
           <w:rFonts w:ascii="Charis SIL Regular" w:hAnsi="Charis SIL Regular" w:eastAsia="Charis SIL Regular"/>
           <w:b w:val="0"/>
           <w:i w:val="0"/>
@@ -1111,7 +1094,7 @@
           <w:sz w:val="24"/>
           <w:u w:val="single"/>
         </w:rPr>
-        <w:hyperlink r:id="rId12" w:history="1">
+        <w:hyperlink r:id="rId11" w:history="1">
           <w:r>
             <w:rPr>
               <w:rStyle w:val="Hyperlink"/>
@@ -1252,7 +1235,7 @@
           <w:sz w:val="24"/>
           <w:u w:val="single"/>
         </w:rPr>
-        <w:hyperlink r:id="rId11" w:history="1">
+        <w:hyperlink r:id="rId12" w:history="1">
           <w:r>
             <w:rPr>
               <w:rStyle w:val="Hyperlink"/>
@@ -1402,7 +1385,6 @@
       </w:r>
       <w:r>
         <w:rPr>
-          <w:u w:val="single" w:color="0000ff"/>
           <w:rFonts w:ascii="Charis SIL Regular" w:hAnsi="Charis SIL Regular" w:eastAsia="Charis SIL Regular"/>
           <w:b w:val="0"/>
           <w:i w:val="0"/>
@@ -1431,7 +1413,6 @@
       </w:r>
       <w:r>
         <w:rPr>
-          <w:u w:val="single" w:color="0000ff"/>
           <w:rFonts w:ascii="Charis SIL Regular" w:hAnsi="Charis SIL Regular" w:eastAsia="Charis SIL Regular"/>
           <w:b w:val="0"/>
           <w:i w:val="0"/>
@@ -2328,7 +2309,7 @@
           <w:sz w:val="24"/>
           <w:u w:val="single"/>
         </w:rPr>
-        <w:hyperlink r:id="rId16" w:history="1">
+        <w:hyperlink r:id="rId12" w:history="1">
           <w:r>
             <w:rPr>
               <w:rStyle w:val="Hyperlink"/>
@@ -2357,7 +2338,7 @@
           <w:sz w:val="24"/>
           <w:u w:val="single"/>
         </w:rPr>
-        <w:hyperlink r:id="rId16" w:history="1">
+        <w:hyperlink r:id="rId12" w:history="1">
           <w:r>
             <w:rPr>
               <w:rStyle w:val="Hyperlink"/>
@@ -2375,7 +2356,7 @@
           <w:sz w:val="24"/>
           <w:u w:val="single"/>
         </w:rPr>
-        <w:hyperlink r:id="rId16" w:history="1">
+        <w:hyperlink r:id="rId12" w:history="1">
           <w:r>
             <w:rPr>
               <w:rStyle w:val="Hyperlink"/>
@@ -2393,7 +2374,7 @@
           <w:sz w:val="24"/>
           <w:u w:val="single"/>
         </w:rPr>
-        <w:hyperlink r:id="rId16" w:history="1">
+        <w:hyperlink r:id="rId12" w:history="1">
           <w:r>
             <w:rPr>
               <w:rStyle w:val="Hyperlink"/>
@@ -2411,7 +2392,7 @@
           <w:sz w:val="24"/>
           <w:u w:val="single"/>
         </w:rPr>
-        <w:hyperlink r:id="rId16" w:history="1">
+        <w:hyperlink r:id="rId12" w:history="1">
           <w:r>
             <w:rPr>
               <w:rStyle w:val="Hyperlink"/>
@@ -3062,7 +3043,7 @@
           <w:sz w:val="24"/>
           <w:u w:val="single"/>
         </w:rPr>
-        <w:t>Royal Zeeland Scientific Soc</w:t>
+        <w:t>Royal Zeeland Scientific So</w:t>
       </w:r>
       <w:r>
         <w:rPr>
@@ -3073,7 +3054,7 @@
           <w:sz w:val="24"/>
           <w:u w:val="single"/>
         </w:rPr>
-        <w:t>iet</w:t>
+        <w:t>c</w:t>
       </w:r>
       <w:r>
         <w:rPr>
@@ -3082,8 +3063,9 @@
           <w:i w:val="0"/>
           <w:color w:val="0000FF"/>
           <w:sz w:val="24"/>
-        </w:rPr>
-        <w:t>y</w:t>
+          <w:u w:val="single"/>
+        </w:rPr>
+        <w:t>iety</w:t>
       </w:r>
       <w:r>
         <w:br/>
@@ -3470,7 +3452,7 @@
             <w:rPr>
               <w:rStyle w:val="Hyperlink"/>
             </w:rPr>
-            <w:t>portalfiles</w:t>
+            <w:t>portalfile</w:t>
           </w:r>
         </w:hyperlink>
       </w:r>
@@ -3481,25 +3463,13 @@
           <w:i w:val="0"/>
           <w:color w:val="0000FF"/>
           <w:sz w:val="24"/>
-          <w:u w:val="single"/>
-        </w:rPr>
-        <w:t>/</w:t>
-      </w:r>
-      <w:r>
-        <w:rPr>
-          <w:rFonts w:ascii="Charis SIL Regular" w:hAnsi="Charis SIL Regular" w:eastAsia="Charis SIL Regular"/>
-          <w:b w:val="0"/>
-          <w:i w:val="0"/>
-          <w:color w:val="0000FF"/>
-          <w:sz w:val="24"/>
-          <w:u w:val="single"/>
         </w:rPr>
         <w:hyperlink r:id="rId17" w:history="1">
           <w:r>
             <w:rPr>
               <w:rStyle w:val="Hyperlink"/>
             </w:rPr>
-            <w:t>portal/1414020</w:t>
+            <w:t>s</w:t>
           </w:r>
         </w:hyperlink>
       </w:r>
@@ -3511,7 +3481,25 @@
           <w:color w:val="0000FF"/>
           <w:sz w:val="24"/>
         </w:rPr>
-        <w:t xml:space="preserve">/ </w:t>
+        <w:t>/</w:t>
+      </w:r>
+      <w:r>
+        <w:rPr>
+          <w:rFonts w:ascii="Charis SIL Regular" w:hAnsi="Charis SIL Regular" w:eastAsia="Charis SIL Regular"/>
+          <w:b w:val="0"/>
+          <w:i w:val="0"/>
+          <w:color w:val="0000FF"/>
+          <w:sz w:val="24"/>
+          <w:u w:val="single"/>
+        </w:rPr>
+        <w:hyperlink r:id="rId17" w:history="1">
+          <w:r>
+            <w:rPr>
+              <w:rStyle w:val="Hyperlink"/>
+            </w:rPr>
+            <w:t xml:space="preserve">portal/1414020/ </w:t>
+          </w:r>
+        </w:hyperlink>
       </w:r>
       <w:r>
         <w:br/>
@@ -3590,13 +3578,21 @@
       </w:r>
       <w:r>
         <w:rPr>
+          <w:u w:val="single" w:color="0000ff"/>
           <w:rFonts w:ascii="Charis SIL Regular" w:hAnsi="Charis SIL Regular" w:eastAsia="Charis SIL Regular"/>
           <w:b w:val="0"/>
           <w:i w:val="0"/>
           <w:color w:val="000000"/>
           <w:sz w:val="24"/>
         </w:rPr>
-        <w:t xml:space="preserve">, </w:t>
+        <w:hyperlink r:id="rId17" w:history="1">
+          <w:r>
+            <w:rPr>
+              <w:rStyle w:val="Hyperlink"/>
+            </w:rPr>
+            <w:t xml:space="preserve">, </w:t>
+          </w:r>
+        </w:hyperlink>
       </w:r>
       <w:r>
         <w:rPr>
@@ -3607,7 +3603,7 @@
           <w:sz w:val="24"/>
           <w:u w:val="single"/>
         </w:rPr>
-        <w:hyperlink r:id="rId18" w:history="1">
+        <w:hyperlink r:id="rId17" w:history="1">
           <w:r>
             <w:rPr>
               <w:rStyle w:val="Hyperlink"/>
@@ -3636,7 +3632,7 @@
           <w:sz w:val="24"/>
           <w:u w:val="single"/>
         </w:rPr>
-        <w:hyperlink r:id="rId18" w:history="1">
+        <w:hyperlink r:id="rId17" w:history="1">
           <w:r>
             <w:rPr>
               <w:rStyle w:val="Hyperlink"/>
@@ -3654,7 +3650,7 @@
           <w:sz w:val="24"/>
           <w:u w:val="single"/>
         </w:rPr>
-        <w:hyperlink r:id="rId18" w:history="1">
+        <w:hyperlink r:id="rId17" w:history="1">
           <w:r>
             <w:rPr>
               <w:rStyle w:val="Hyperlink"/>
@@ -3682,7 +3678,7 @@
           <w:sz w:val="24"/>
           <w:u w:val="single"/>
         </w:rPr>
-        <w:hyperlink r:id="rId19" w:history="1">
+        <w:hyperlink r:id="rId18" w:history="1">
           <w:r>
             <w:rPr>
               <w:rStyle w:val="Hyperlink"/>
@@ -3711,7 +3707,7 @@
           <w:sz w:val="24"/>
           <w:u w:val="single"/>
         </w:rPr>
-        <w:hyperlink r:id="rId19" w:history="1">
+        <w:hyperlink r:id="rId18" w:history="1">
           <w:r>
             <w:rPr>
               <w:rStyle w:val="Hyperlink"/>
@@ -3832,7 +3828,7 @@
           <w:sz w:val="24"/>
           <w:u w:val="single"/>
         </w:rPr>
-        <w:hyperlink r:id="rId20" w:history="1">
+        <w:hyperlink r:id="rId19" w:history="1">
           <w:r>
             <w:rPr>
               <w:rStyle w:val="Hyperlink"/>
@@ -3861,7 +3857,7 @@
           <w:sz w:val="24"/>
           <w:u w:val="single"/>
         </w:rPr>
-        <w:hyperlink r:id="rId20" w:history="1">
+        <w:hyperlink r:id="rId19" w:history="1">
           <w:r>
             <w:rPr>
               <w:rStyle w:val="Hyperlink"/>
@@ -3889,7 +3885,7 @@
           <w:sz w:val="24"/>
           <w:u w:val="single"/>
         </w:rPr>
-        <w:hyperlink r:id="rId21" w:history="1">
+        <w:hyperlink r:id="rId20" w:history="1">
           <w:r>
             <w:rPr>
               <w:rStyle w:val="Hyperlink"/>
@@ -3907,7 +3903,7 @@
           <w:sz w:val="24"/>
           <w:u w:val="single"/>
         </w:rPr>
-        <w:hyperlink r:id="rId21" w:history="1">
+        <w:hyperlink r:id="rId20" w:history="1">
           <w:r>
             <w:rPr>
               <w:rStyle w:val="Hyperlink"/>
@@ -3925,7 +3921,7 @@
           <w:sz w:val="24"/>
           <w:u w:val="single"/>
         </w:rPr>
-        <w:hyperlink r:id="rId21" w:history="1">
+        <w:hyperlink r:id="rId20" w:history="1">
           <w:r>
             <w:rPr>
               <w:rStyle w:val="Hyperlink"/>
@@ -4043,7 +4039,7 @@
           <w:sz w:val="24"/>
           <w:u w:val="single"/>
         </w:rPr>
-        <w:hyperlink r:id="rId22" w:history="1">
+        <w:hyperlink r:id="rId21" w:history="1">
           <w:r>
             <w:rPr>
               <w:rStyle w:val="Hyperlink"/>
@@ -4072,7 +4068,7 @@
           <w:sz w:val="24"/>
           <w:u w:val="single"/>
         </w:rPr>
-        <w:hyperlink r:id="rId22" w:history="1">
+        <w:hyperlink r:id="rId21" w:history="1">
           <w:r>
             <w:rPr>
               <w:rStyle w:val="Hyperlink"/>
@@ -4100,7 +4096,7 @@
           <w:sz w:val="24"/>
           <w:u w:val="single"/>
         </w:rPr>
-        <w:hyperlink r:id="rId23" w:history="1">
+        <w:hyperlink r:id="rId22" w:history="1">
           <w:r>
             <w:rPr>
               <w:rStyle w:val="Hyperlink"/>
@@ -4118,7 +4114,7 @@
           <w:sz w:val="24"/>
           <w:u w:val="single"/>
         </w:rPr>
-        <w:hyperlink r:id="rId23" w:history="1">
+        <w:hyperlink r:id="rId22" w:history="1">
           <w:r>
             <w:rPr>
               <w:rStyle w:val="Hyperlink"/>
@@ -4136,7 +4132,7 @@
           <w:sz w:val="24"/>
           <w:u w:val="single"/>
         </w:rPr>
-        <w:hyperlink r:id="rId23" w:history="1">
+        <w:hyperlink r:id="rId22" w:history="1">
           <w:r>
             <w:rPr>
               <w:rStyle w:val="Hyperlink"/>
@@ -4154,7 +4150,7 @@
           <w:sz w:val="24"/>
           <w:u w:val="single"/>
         </w:rPr>
-        <w:hyperlink r:id="rId23" w:history="1">
+        <w:hyperlink r:id="rId22" w:history="1">
           <w:r>
             <w:rPr>
               <w:rStyle w:val="Hyperlink"/>
